--- a/klagomål/A 56948-2023 FSC-klagomål.docx
+++ b/klagomål/A 56948-2023 FSC-klagomål.docx
@@ -12,7 +12,7 @@
     </w:p>
     <w:p>
       <w:r>
-        <w:t>Detta dokument behandlar höga naturvärden i avverkningsamälan A 56948-2023 i Vilhelmina kommun. Denna avverkningsanmälan inkom 2023-11-09 och omfattar 10,1 ha.</w:t>
+        <w:t>Detta dokument behandlar höga naturvärden i avverkningsanmälan A 56948-2023 i Vilhelmina kommun. Denna avverkningsanmälan inkom 2023-11-09 och omfattar 10,1 ha.</w:t>
       </w:r>
     </w:p>
     <w:p>
@@ -753,7 +753,7 @@
     <w:r>
       <w:tab/>
       <w:tab/>
-      <w:t>2023-11-28</w:t>
+      <w:t>2023-11-29</w:t>
       <w:br/>
       <w:br/>
     </w:r>
